--- a/Codebase/output/CV_Ananth_K_S_FinTech_Inc.docx
+++ b/Codebase/output/CV_Ananth_K_S_FinTech_Inc.docx
@@ -3,41 +3,80 @@
 <w:document xmlns:wpc="http://schemas.microsoft.com/office/word/2010/wordprocessingCanvas" xmlns:mo="http://schemas.microsoft.com/office/mac/office/2008/main" xmlns:mc="http://schemas.openxmlformats.org/markup-compatibility/2006" xmlns:mv="urn:schemas-microsoft-com:mac:vml" xmlns:o="urn:schemas-microsoft-com:office:office" xmlns:r="http://schemas.openxmlformats.org/officeDocument/2006/relationships" xmlns:m="http://schemas.openxmlformats.org/officeDocument/2006/math" xmlns:v="urn:schemas-microsoft-com:vml" xmlns:wp14="http://schemas.microsoft.com/office/word/2010/wordprocessingDrawing" xmlns:wp="http://schemas.openxmlformats.org/drawingml/2006/wordprocessingDrawing" xmlns:w10="urn:schemas-microsoft-com:office:word" xmlns:w="http://schemas.openxmlformats.org/wordprocessingml/2006/main" xmlns:w14="http://schemas.microsoft.com/office/word/2010/wordml" xmlns:wpg="http://schemas.microsoft.com/office/word/2010/wordprocessingGroup" xmlns:wpi="http://schemas.microsoft.com/office/word/2010/wordprocessingInk" xmlns:wne="http://schemas.microsoft.com/office/word/2006/wordml" xmlns:wps="http://schemas.microsoft.com/office/word/2010/wordprocessingShape" mc:Ignorable="w14 wp14">
   <w:body>
     <w:p>
-      <w:pPr>
-        <w:pStyle w:val="Title"/>
-        <w:jc w:val="center"/>
-      </w:pPr>
       <w:r>
+        <w:rPr>
+          <w:rFonts w:ascii="Calibri" w:hAnsi="Calibri"/>
+          <w:b/>
+          <w:color w:val="000000"/>
+          <w:sz w:val="36"/>
+        </w:rPr>
         <w:t>Ananth K S</w:t>
       </w:r>
     </w:p>
     <w:p>
-      <w:pPr>
-        <w:jc w:val="center"/>
-      </w:pPr>
       <w:r>
         <w:t>learnwithananth@email.com | +91 9597901137 | Paris, France</w:t>
       </w:r>
     </w:p>
     <w:p>
       <w:pPr>
-        <w:pStyle w:val="Heading1"/>
+        <w:spacing w:before="280" w:after="80"/>
+        <w:pBdr>
+          <w:bottom w:val="single" w:sz="6" w:space="1" w:color="000000"/>
+        </w:pBdr>
       </w:pPr>
       <w:r>
-        <w:t>Professional Summary</w:t>
+        <w:rPr>
+          <w:rFonts w:ascii="Calibri" w:hAnsi="Calibri"/>
+          <w:b/>
+          <w:color w:val="000000"/>
+          <w:sz w:val="24"/>
+        </w:rPr>
+        <w:t>PROFESSIONAL SUMMARY</w:t>
       </w:r>
     </w:p>
     <w:p>
       <w:r>
-        <w:t>Seasoned Frontend Engineer with expertise in scalable system design, API development, and mentorship. Skilled in Kotlin, Android, Flutter, and various other technologies relevant to FinTech's requirements.</w:t>
+        <w:t>Seasoned Frontend Engineer with expertise in Kotlin, Android development, and various frontend frameworks. Skilled in designing scalable systems and leading architecture discussions.</w:t>
       </w:r>
     </w:p>
     <w:p>
       <w:pPr>
-        <w:pStyle w:val="Heading1"/>
+        <w:spacing w:before="280" w:after="80"/>
+        <w:pBdr>
+          <w:bottom w:val="single" w:sz="6" w:space="1" w:color="000000"/>
+        </w:pBdr>
       </w:pPr>
       <w:r>
-        <w:t>Experience — tailored for SENIOR FRONTEND ENGINEER at FinTech Inc</w:t>
+        <w:rPr>
+          <w:rFonts w:ascii="Calibri" w:hAnsi="Calibri"/>
+          <w:b/>
+          <w:color w:val="000000"/>
+          <w:sz w:val="24"/>
+        </w:rPr>
+        <w:t>SKILLS</w:t>
+      </w:r>
+    </w:p>
+    <w:p>
+      <w:r>
+        <w:t>Kotlin, Android</w:t>
+      </w:r>
+    </w:p>
+    <w:p>
+      <w:pPr>
+        <w:spacing w:before="280" w:after="80"/>
+        <w:pBdr>
+          <w:bottom w:val="single" w:sz="6" w:space="1" w:color="000000"/>
+        </w:pBdr>
+      </w:pPr>
+      <w:r>
+        <w:rPr>
+          <w:rFonts w:ascii="Calibri" w:hAnsi="Calibri"/>
+          <w:b/>
+          <w:color w:val="000000"/>
+          <w:sz w:val="24"/>
+        </w:rPr>
+        <w:t>EXPERIENCE - TAILORED FOR SENIOR FRONTEND ENGINEER AT FINTECH INC</w:t>
       </w:r>
     </w:p>
     <w:p>
@@ -45,7 +84,13 @@
         <w:rPr>
           <w:b/>
         </w:rPr>
-        <w:t>Senior FrontEnd Engineer — TCS (Jan 2011 - Present)</w:t>
+        <w:t>Senior FrontEnd Engineer - TCS</w:t>
+      </w:r>
+      <w:r>
+        <w:rPr>
+          <w:i/>
+        </w:rPr>
+        <w:t xml:space="preserve">   (Jan 2011 - Present)</w:t>
       </w:r>
     </w:p>
     <w:p>
@@ -53,7 +98,7 @@
         <w:pStyle w:val="ListBullet"/>
       </w:pPr>
       <w:r>
-        <w:t>Led architecture discussions and designed scalable systems for various projects.</w:t>
+        <w:t>Led architecture decisions for mobile applications, resulting in improved scalability and performance.</w:t>
       </w:r>
     </w:p>
     <w:p>
@@ -61,46 +106,34 @@
         <w:pStyle w:val="ListBullet"/>
       </w:pPr>
       <w:r>
-        <w:t>Developed APIs utilizing Kotlin and other backend technologies.</w:t>
+        <w:t>Developed APIs using Kotlin, enabling seamless integration with backend systems.</w:t>
       </w:r>
     </w:p>
     <w:p>
       <w:pPr>
-        <w:pStyle w:val="ListBullet"/>
+        <w:spacing w:before="280" w:after="80"/>
+        <w:pBdr>
+          <w:bottom w:val="single" w:sz="6" w:space="1" w:color="000000"/>
+        </w:pBdr>
       </w:pPr>
       <w:r>
-        <w:t>Contributed to the mentorship of junior Frontend engineers, fostering their development and skills.</w:t>
-      </w:r>
-    </w:p>
-    <w:p>
-      <w:pPr>
-        <w:pStyle w:val="Heading1"/>
-      </w:pPr>
-      <w:r>
-        <w:t>Skills</w:t>
+        <w:rPr>
+          <w:rFonts w:ascii="Calibri" w:hAnsi="Calibri"/>
+          <w:b/>
+          <w:color w:val="000000"/>
+          <w:sz w:val="24"/>
+        </w:rPr>
+        <w:t>EDUCATION</w:t>
       </w:r>
     </w:p>
     <w:p>
       <w:r>
-        <w:t>Kotlin, Android, Flutter, AWS, Docker, Kubernetes</w:t>
-      </w:r>
-    </w:p>
-    <w:p>
-      <w:pPr>
-        <w:pStyle w:val="Heading1"/>
-      </w:pPr>
-      <w:r>
-        <w:t>Education</w:t>
-      </w:r>
-    </w:p>
-    <w:p>
-      <w:r>
-        <w:t>B.E Computer Science Computer Science — Annamalai University (2008)</w:t>
+        <w:t>B.E Computer Science Computer Science - Annamalai University (2008)</w:t>
       </w:r>
     </w:p>
     <w:sectPr>
       <w:pgSz w:w="12240" w:h="15840"/>
-      <w:pgMar w:top="1440" w:right="1800" w:bottom="1440" w:left="1800" w:header="720" w:footer="720" w:gutter="0"/>
+      <w:pgMar w:top="1440" w:right="1080" w:bottom="1440" w:left="1080" w:header="720" w:footer="720" w:gutter="0"/>
       <w:cols w:space="720"/>
       <w:docGrid w:linePitch="360"/>
     </w:sectPr>
@@ -472,6 +505,8 @@
     <w:qFormat/>
     <w:rsid w:val="00FC693F"/>
     <w:rPr>
+      <w:rFonts w:ascii="Calibri" w:hAnsi="Calibri" w:eastAsia="Calibri"/>
+      <w:color w:val="000000"/>
       <w:sz w:val="22"/>
     </w:rPr>
   </w:style>

--- a/Codebase/output/CV_Ananth_K_S_FinTech_Inc.docx
+++ b/Codebase/output/CV_Ananth_K_S_FinTech_Inc.docx
@@ -37,7 +37,7 @@
     </w:p>
     <w:p>
       <w:r>
-        <w:t>Seasoned Frontend Engineer with expertise in Kotlin, Android development, and various frontend frameworks. Skilled in designing scalable systems and leading architecture discussions.</w:t>
+        <w:t>Seasoned frontend engineer with expertise in Kotlin, Android, and various web technologies. Skilled in designing scalable systems, leading architecture discussions, and developing APIs. Passionate about mentoring and fostering the growth of frontend engineers.</w:t>
       </w:r>
     </w:p>
     <w:p>
@@ -59,7 +59,7 @@
     </w:p>
     <w:p>
       <w:r>
-        <w:t>Kotlin, Android</w:t>
+        <w:t>kotlin, android</w:t>
       </w:r>
     </w:p>
     <w:p>
@@ -98,7 +98,7 @@
         <w:pStyle w:val="ListBullet"/>
       </w:pPr>
       <w:r>
-        <w:t>Led architecture decisions for mobile applications, resulting in improved scalability and performance.</w:t>
+        <w:t>Led architecture discussions and designed scalable systems.</w:t>
       </w:r>
     </w:p>
     <w:p>
@@ -106,7 +106,15 @@
         <w:pStyle w:val="ListBullet"/>
       </w:pPr>
       <w:r>
-        <w:t>Developed APIs using Kotlin, enabling seamless integration with backend systems.</w:t>
+        <w:t>Developed APIs using relevant technologies.</w:t>
+      </w:r>
+    </w:p>
+    <w:p>
+      <w:pPr>
+        <w:pStyle w:val="ListBullet"/>
+      </w:pPr>
+      <w:r>
+        <w:t>Contributed to the mentorship and development of frontend engineers.</w:t>
       </w:r>
     </w:p>
     <w:p>
